--- a/PDC_caratula_2026.docx
+++ b/PDC_caratula_2026.docx
@@ -688,6 +688,12 @@
               </w:rPr>
               <w:t>Técnica tecnología especializada</w:t>
             </w:r>
+            <w:r>
+              <w:rPr>
+                <w:rFonts w:cstheme="minorHAnsi"/>
+              </w:rPr>
+              <w:t xml:space="preserve"> electricidad</w:t>
+            </w:r>
           </w:p>
         </w:tc>
       </w:tr>
@@ -841,7 +847,7 @@
               <w:rPr>
                 <w:rFonts w:cstheme="minorHAnsi"/>
               </w:rPr>
-              <w:t>febrero</w:t>
+              <w:t>Marzo</w:t>
             </w:r>
           </w:p>
         </w:tc>
@@ -896,7 +902,7 @@
               <w:rPr>
                 <w:rFonts w:cstheme="minorHAnsi"/>
               </w:rPr>
-              <w:t>1</w:t>
+              <w:t>2</w:t>
             </w:r>
           </w:p>
         </w:tc>
@@ -950,7 +956,7 @@
               <w:rPr>
                 <w:rFonts w:cstheme="minorHAnsi"/>
               </w:rPr>
-              <w:t xml:space="preserve">10 </w:t>
+              <w:t>2</w:t>
             </w:r>
           </w:p>
         </w:tc>
@@ -998,7 +1004,7 @@
               <w:rPr>
                 <w:rFonts w:cstheme="minorHAnsi"/>
               </w:rPr>
-              <w:t xml:space="preserve">28 </w:t>
+              <w:t>28</w:t>
             </w:r>
           </w:p>
         </w:tc>

--- a/PDC_caratula_2026.docx
+++ b/PDC_caratula_2026.docx
@@ -686,7 +686,13 @@
               <w:rPr>
                 <w:rFonts w:cstheme="minorHAnsi"/>
               </w:rPr>
-              <w:t>Técnica tecnología especializada</w:t>
+              <w:t>T</w:t>
+            </w:r>
+            <w:r>
+              <w:rPr>
+                <w:rFonts w:cstheme="minorHAnsi"/>
+              </w:rPr>
+              <w:t>TE sistemas informáticos</w:t>
             </w:r>
           </w:p>
         </w:tc>
@@ -841,7 +847,7 @@
               <w:rPr>
                 <w:rFonts w:cstheme="minorHAnsi"/>
               </w:rPr>
-              <w:t>febrero</w:t>
+              <w:t>marzo</w:t>
             </w:r>
           </w:p>
         </w:tc>
@@ -896,7 +902,7 @@
               <w:rPr>
                 <w:rFonts w:cstheme="minorHAnsi"/>
               </w:rPr>
-              <w:t>1</w:t>
+              <w:t>2</w:t>
             </w:r>
           </w:p>
         </w:tc>
@@ -950,7 +956,7 @@
               <w:rPr>
                 <w:rFonts w:cstheme="minorHAnsi"/>
               </w:rPr>
-              <w:t xml:space="preserve">10 </w:t>
+              <w:t>2</w:t>
             </w:r>
           </w:p>
         </w:tc>
@@ -998,7 +1004,13 @@
               <w:rPr>
                 <w:rFonts w:cstheme="minorHAnsi"/>
               </w:rPr>
-              <w:t xml:space="preserve">28 </w:t>
+              <w:t>2</w:t>
+            </w:r>
+            <w:r>
+              <w:rPr>
+                <w:rFonts w:cstheme="minorHAnsi"/>
+              </w:rPr>
+              <w:t>7</w:t>
             </w:r>
           </w:p>
         </w:tc>

--- a/PDC_caratula_2026.docx
+++ b/PDC_caratula_2026.docx
@@ -692,7 +692,13 @@
               <w:rPr>
                 <w:rFonts w:cstheme="minorHAnsi"/>
               </w:rPr>
-              <w:t xml:space="preserve"> electricidad</w:t>
+              <w:t xml:space="preserve"> </w:t>
+            </w:r>
+            <w:r>
+              <w:rPr>
+                <w:rFonts w:cstheme="minorHAnsi"/>
+              </w:rPr>
+              <w:t>– ELT IND</w:t>
             </w:r>
           </w:p>
         </w:tc>
@@ -847,7 +853,7 @@
               <w:rPr>
                 <w:rFonts w:cstheme="minorHAnsi"/>
               </w:rPr>
-              <w:t>Marzo</w:t>
+              <w:t>Mayo</w:t>
             </w:r>
           </w:p>
         </w:tc>
@@ -902,7 +908,7 @@
               <w:rPr>
                 <w:rFonts w:cstheme="minorHAnsi"/>
               </w:rPr>
-              <w:t>2</w:t>
+              <w:t xml:space="preserve">4  </w:t>
             </w:r>
           </w:p>
         </w:tc>
@@ -956,7 +962,19 @@
               <w:rPr>
                 <w:rFonts w:cstheme="minorHAnsi"/>
               </w:rPr>
-              <w:t>2</w:t>
+              <w:t>11</w:t>
+            </w:r>
+            <w:r>
+              <w:rPr>
+                <w:rFonts w:cstheme="minorHAnsi"/>
+              </w:rPr>
+              <w:t xml:space="preserve"> de </w:t>
+            </w:r>
+            <w:r>
+              <w:rPr>
+                <w:rFonts w:cstheme="minorHAnsi"/>
+              </w:rPr>
+              <w:t>mayo</w:t>
             </w:r>
           </w:p>
         </w:tc>
@@ -1004,7 +1022,13 @@
               <w:rPr>
                 <w:rFonts w:cstheme="minorHAnsi"/>
               </w:rPr>
-              <w:t>28</w:t>
+              <w:t xml:space="preserve"> </w:t>
+            </w:r>
+            <w:r>
+              <w:rPr>
+                <w:rFonts w:cstheme="minorHAnsi"/>
+              </w:rPr>
+              <w:t>3 de junio</w:t>
             </w:r>
           </w:p>
         </w:tc>

--- a/PDC_caratula_2026.docx
+++ b/PDC_caratula_2026.docx
@@ -847,7 +847,7 @@
               <w:rPr>
                 <w:rFonts w:cstheme="minorHAnsi"/>
               </w:rPr>
-              <w:t>marzo</w:t>
+              <w:t>mayo</w:t>
             </w:r>
           </w:p>
         </w:tc>
@@ -902,7 +902,7 @@
               <w:rPr>
                 <w:rFonts w:cstheme="minorHAnsi"/>
               </w:rPr>
-              <w:t>2</w:t>
+              <w:t>4</w:t>
             </w:r>
           </w:p>
         </w:tc>
@@ -956,7 +956,7 @@
               <w:rPr>
                 <w:rFonts w:cstheme="minorHAnsi"/>
               </w:rPr>
-              <w:t>2</w:t>
+              <w:t>11</w:t>
             </w:r>
           </w:p>
         </w:tc>
@@ -1004,13 +1004,7 @@
               <w:rPr>
                 <w:rFonts w:cstheme="minorHAnsi"/>
               </w:rPr>
-              <w:t>2</w:t>
-            </w:r>
-            <w:r>
-              <w:rPr>
-                <w:rFonts w:cstheme="minorHAnsi"/>
-              </w:rPr>
-              <w:t>7</w:t>
+              <w:t>3 de junio</w:t>
             </w:r>
           </w:p>
         </w:tc>

--- a/PDC_caratula_2026.docx
+++ b/PDC_caratula_2026.docx
@@ -15,78 +15,6 @@
           <w:szCs w:val="28"/>
         </w:rPr>
       </w:pPr>
-      <w:r>
-        <w:rPr>
-          <w:rFonts w:cstheme="minorHAnsi"/>
-          <w:b/>
-          <w:noProof/>
-        </w:rPr>
-        <w:drawing>
-          <wp:anchor distT="0" distB="0" distL="114300" distR="114300" simplePos="0" relativeHeight="251662336" behindDoc="0" locked="0" layoutInCell="1" allowOverlap="1" wp14:anchorId="2B84F7D0" wp14:editId="3F9A6B09">
-            <wp:simplePos x="0" y="0"/>
-            <wp:positionH relativeFrom="margin">
-              <wp:posOffset>-3810</wp:posOffset>
-            </wp:positionH>
-            <wp:positionV relativeFrom="paragraph">
-              <wp:posOffset>-113030</wp:posOffset>
-            </wp:positionV>
-            <wp:extent cx="2324100" cy="1515487"/>
-            <wp:effectExtent l="0" t="0" r="0" b="8890"/>
-            <wp:wrapNone/>
-            <wp:docPr id="1426882931" name="Imagen 4"/>
-            <wp:cNvGraphicFramePr>
-              <a:graphicFrameLocks xmlns:a="http://schemas.openxmlformats.org/drawingml/2006/main" noChangeAspect="1"/>
-            </wp:cNvGraphicFramePr>
-            <a:graphic xmlns:a="http://schemas.openxmlformats.org/drawingml/2006/main">
-              <a:graphicData uri="http://schemas.openxmlformats.org/drawingml/2006/picture">
-                <pic:pic xmlns:pic="http://schemas.openxmlformats.org/drawingml/2006/picture">
-                  <pic:nvPicPr>
-                    <pic:cNvPr id="0" name="Picture 2"/>
-                    <pic:cNvPicPr>
-                      <a:picLocks noChangeAspect="1" noChangeArrowheads="1"/>
-                    </pic:cNvPicPr>
-                  </pic:nvPicPr>
-                  <pic:blipFill rotWithShape="1">
-                    <a:blip r:embed="rId7">
-                      <a:extLst>
-                        <a:ext uri="{28A0092B-C50C-407E-A947-70E740481C1C}">
-                          <a14:useLocalDpi xmlns:a14="http://schemas.microsoft.com/office/drawing/2010/main" val="0"/>
-                        </a:ext>
-                      </a:extLst>
-                    </a:blip>
-                    <a:srcRect l="21069" r="22013"/>
-                    <a:stretch/>
-                  </pic:blipFill>
-                  <pic:spPr bwMode="auto">
-                    <a:xfrm>
-                      <a:off x="0" y="0"/>
-                      <a:ext cx="2334496" cy="1522266"/>
-                    </a:xfrm>
-                    <a:prstGeom prst="rect">
-                      <a:avLst/>
-                    </a:prstGeom>
-                    <a:noFill/>
-                    <a:ln>
-                      <a:noFill/>
-                    </a:ln>
-                    <a:extLst>
-                      <a:ext uri="{53640926-AAD7-44D8-BBD7-CCE9431645EC}">
-                        <a14:shadowObscured xmlns:a14="http://schemas.microsoft.com/office/drawing/2010/main"/>
-                      </a:ext>
-                    </a:extLst>
-                  </pic:spPr>
-                </pic:pic>
-              </a:graphicData>
-            </a:graphic>
-            <wp14:sizeRelH relativeFrom="page">
-              <wp14:pctWidth>0</wp14:pctWidth>
-            </wp14:sizeRelH>
-            <wp14:sizeRelV relativeFrom="page">
-              <wp14:pctHeight>0</wp14:pctHeight>
-            </wp14:sizeRelV>
-          </wp:anchor>
-        </w:drawing>
-      </w:r>
       <w:r>
         <w:rPr>
           <w:rFonts w:ascii="Berlin Sans FB" w:hAnsi="Berlin Sans FB"/>
@@ -847,7 +775,7 @@
               <w:rPr>
                 <w:rFonts w:cstheme="minorHAnsi"/>
               </w:rPr>
-              <w:t>mayo</w:t>
+              <w:t>junio</w:t>
             </w:r>
           </w:p>
         </w:tc>
@@ -902,7 +830,7 @@
               <w:rPr>
                 <w:rFonts w:cstheme="minorHAnsi"/>
               </w:rPr>
-              <w:t>4</w:t>
+              <w:t>5</w:t>
             </w:r>
           </w:p>
         </w:tc>
@@ -956,7 +884,7 @@
               <w:rPr>
                 <w:rFonts w:cstheme="minorHAnsi"/>
               </w:rPr>
-              <w:t>11</w:t>
+              <w:t>08</w:t>
             </w:r>
           </w:p>
         </w:tc>
@@ -1004,7 +932,7 @@
               <w:rPr>
                 <w:rFonts w:cstheme="minorHAnsi"/>
               </w:rPr>
-              <w:t>3 de junio</w:t>
+              <w:t>31 de julio.</w:t>
             </w:r>
           </w:p>
         </w:tc>
@@ -1083,7 +1011,7 @@
       </w:r>
     </w:p>
     <w:sectPr>
-      <w:headerReference w:type="default" r:id="rId8"/>
+      <w:headerReference w:type="default" r:id="rId7"/>
       <w:pgSz w:w="15842" w:h="12242" w:orient="landscape" w:code="1"/>
       <w:pgMar w:top="1134" w:right="1134" w:bottom="1134" w:left="1134" w:header="709" w:footer="709" w:gutter="0"/>
       <w:cols w:space="708"/>

--- a/PDC_caratula_2026.docx
+++ b/PDC_caratula_2026.docx
@@ -853,7 +853,7 @@
               <w:rPr>
                 <w:rFonts w:cstheme="minorHAnsi"/>
               </w:rPr>
-              <w:t>Mayo</w:t>
+              <w:t>Agosto</w:t>
             </w:r>
           </w:p>
         </w:tc>
@@ -908,7 +908,7 @@
               <w:rPr>
                 <w:rFonts w:cstheme="minorHAnsi"/>
               </w:rPr>
-              <w:t xml:space="preserve">4  </w:t>
+              <w:t>6</w:t>
             </w:r>
           </w:p>
         </w:tc>
@@ -962,19 +962,7 @@
               <w:rPr>
                 <w:rFonts w:cstheme="minorHAnsi"/>
               </w:rPr>
-              <w:t>11</w:t>
-            </w:r>
-            <w:r>
-              <w:rPr>
-                <w:rFonts w:cstheme="minorHAnsi"/>
-              </w:rPr>
-              <w:t xml:space="preserve"> de </w:t>
-            </w:r>
-            <w:r>
-              <w:rPr>
-                <w:rFonts w:cstheme="minorHAnsi"/>
-              </w:rPr>
-              <w:t>mayo</w:t>
+              <w:t>27 de julio</w:t>
             </w:r>
           </w:p>
         </w:tc>
@@ -1028,7 +1016,7 @@
               <w:rPr>
                 <w:rFonts w:cstheme="minorHAnsi"/>
               </w:rPr>
-              <w:t>3 de junio</w:t>
+              <w:t>28 de agosto</w:t>
             </w:r>
           </w:p>
         </w:tc>
